--- a/flow/20230927_hours/drafts/2024-04-g/23.04.docx
+++ b/flow/20230927_hours/drafts/2024-04-g/23.04.docx
@@ -1522,28 +1522,21 @@
       </w:r>
     </w:p>
     <w:p>
-      <w:pPr>
-        <w:spacing w:line="240" w:lineRule="auto"/>
-        <w:rPr>
-          <w:rFonts w:ascii="Times New Roman" w:hAnsi="Times New Roman"/>
-          <w:sz w:val="24"/>
-        </w:rPr>
-      </w:pPr>
-      <w:r>
-        <w:rPr>
-          <w:rFonts w:ascii="Times New Roman" w:hAnsi="Times New Roman"/>
-          <w:i/>
-          <w:color w:val="FF0000"/>
-          <w:sz w:val="24"/>
-        </w:rPr>
-        <w:t xml:space="preserve">Тропар (г. 3): </w:t>
-      </w:r>
-      <w:r>
-        <w:rPr>
-          <w:rFonts w:ascii="Times New Roman" w:hAnsi="Times New Roman"/>
-          <w:sz w:val="24"/>
-        </w:rPr>
-        <w:t>Нехай веселяться небесні, нехай радуються земнії,* бо сотворив владу рукою своєю Господь,* подолав смертю смерть, первенцем мертвих став,* з безодні аду ізбавив нас і подав світові велику милість.</w:t>
+      <w:r>
+        <w:rPr>
+          <w:rFonts w:ascii="Times New Roman" w:hAnsi="Times New Roman"/>
+          <w:i/>
+          <w:color w:val="FF0000"/>
+          <w:sz w:val="24"/>
+        </w:rPr>
+        <w:t>Тропар (г. 4):</w:t>
+      </w:r>
+      <w:r>
+        <w:rPr>
+          <w:rFonts w:ascii="Times New Roman" w:hAnsi="Times New Roman"/>
+          <w:sz w:val="24"/>
+        </w:rPr>
+        <w:t xml:space="preserve"> Подвигом добрим змагався ти, страстотерпцю Христовий, Юрію.* Вірою і мучителів виявив ти нечестя,* і як жертву благосприятливу, приніс ти себе Богові.* Тому й вінець перемоги прийняв ти* і молитвами твоїми, святий, ти всім подаєш прогрішень прощення.</w:t>
       </w:r>
     </w:p>
     <w:p>
@@ -1846,18 +1839,11 @@
       </w:r>
     </w:p>
     <w:p>
-      <w:pPr>
-        <w:spacing w:line="240" w:lineRule="auto"/>
-        <w:rPr>
-          <w:rFonts w:ascii="Times New Roman" w:hAnsi="Times New Roman"/>
-          <w:sz w:val="24"/>
-        </w:rPr>
-      </w:pPr>
-      <w:r>
-        <w:rPr>
-          <w:rFonts w:ascii="Times New Roman" w:hAnsi="Times New Roman"/>
-          <w:i/>
-          <w:color w:val="FF0000"/>
+      <w:r>
+        <w:rPr>
+          <w:rFonts w:ascii="Times New Roman" w:hAnsi="Times New Roman"/>
+          <w:i/>
+          <w:color w:val="FF4400"/>
           <w:sz w:val="24"/>
         </w:rPr>
         <w:t>Кондак (г. 3):</w:t>
@@ -1865,9 +1851,10 @@
       <w:r>
         <w:rPr>
           <w:rFonts w:ascii="Times New Roman" w:hAnsi="Times New Roman"/>
-          <w:sz w:val="24"/>
-        </w:rPr>
-        <w:t> Душу мою, Господи, у гріхах всіляких і безглуздими діяннями тяжко розслаблену,* воздвигни божественним Твоїм заступництвом,* як і розслабленого воздвигнув Ти древньо,* щоб я кликав до Тебе, спасаючись:* Слава, Христе, владі Твоїй</w:t>
+          <w:color w:val="333333"/>
+          <w:sz w:val="24"/>
+        </w:rPr>
+        <w:t xml:space="preserve"> Душу мою, Господи, у гріхах всіляких і безглуздими діяннями тяжко розслаблену,* воздвигни божественним Твоїм заступництвом,* як і розслабленого воздвигнув Ти древньо,* щоб я кликав до Тебе, спасаючись:* Слава, Христе, владі Твоїй.</w:t>
       </w:r>
     </w:p>
     <w:p>
@@ -3866,18 +3853,11 @@
       </w:r>
     </w:p>
     <w:p>
-      <w:pPr>
-        <w:spacing w:line="240" w:lineRule="auto"/>
-        <w:rPr>
-          <w:rFonts w:ascii="Times New Roman" w:hAnsi="Times New Roman"/>
-          <w:sz w:val="24"/>
-        </w:rPr>
-      </w:pPr>
-      <w:r>
-        <w:rPr>
-          <w:rFonts w:ascii="Times New Roman" w:hAnsi="Times New Roman"/>
-          <w:i/>
-          <w:color w:val="FF0000"/>
+      <w:r>
+        <w:rPr>
+          <w:rFonts w:ascii="Times New Roman" w:hAnsi="Times New Roman"/>
+          <w:i/>
+          <w:color w:val="FF4400"/>
           <w:sz w:val="24"/>
         </w:rPr>
         <w:t xml:space="preserve">Тропар (г. 3): </w:t>
@@ -3885,24 +3865,6 @@
       <w:r>
         <w:rPr>
           <w:rFonts w:ascii="Times New Roman" w:hAnsi="Times New Roman"/>
-          <w:sz w:val="24"/>
-        </w:rPr>
-        <w:t>Нехай веселяться небесні, нехай радуються земнії,* бо сотворив владу рукою своєю Господь,* подолав смертю смерть, первенцем мертвих став,* з безодні аду ізбавив нас і подав світові велику милість.</w:t>
-      </w:r>
-    </w:p>
-    <w:p>
-      <w:r>
-        <w:rPr>
-          <w:rFonts w:ascii="Times New Roman" w:hAnsi="Times New Roman"/>
-          <w:i/>
-          <w:color w:val="FF4400"/>
-          <w:sz w:val="24"/>
-        </w:rPr>
-        <w:t xml:space="preserve">Тропар (г. 3): </w:t>
-      </w:r>
-      <w:r>
-        <w:rPr>
-          <w:rFonts w:ascii="Times New Roman" w:hAnsi="Times New Roman"/>
           <w:color w:val="333333"/>
           <w:sz w:val="24"/>
         </w:rPr>
@@ -4230,63 +4192,21 @@
       </w:r>
     </w:p>
     <w:p>
-      <w:pPr>
-        <w:spacing w:line="240" w:lineRule="auto"/>
-        <w:ind w:left="2" w:hanging="2"/>
-        <w:rPr>
-          <w:rFonts w:ascii="Times New Roman" w:hAnsi="Times New Roman"/>
-          <w:sz w:val="24"/>
-          <w:szCs w:val="24"/>
-        </w:rPr>
-      </w:pPr>
-      <w:r>
-        <w:rPr>
-          <w:rFonts w:ascii="Times New Roman" w:hAnsi="Times New Roman"/>
-          <w:i/>
-          <w:color w:val="FF0000"/>
-          <w:sz w:val="24"/>
-          <w:szCs w:val="24"/>
-          <w:highlight w:val="white"/>
+      <w:r>
+        <w:rPr>
+          <w:rFonts w:ascii="Times New Roman" w:hAnsi="Times New Roman"/>
+          <w:i/>
+          <w:color w:val="FF0000"/>
+          <w:sz w:val="24"/>
         </w:rPr>
         <w:t>Тропар (г. 4):</w:t>
       </w:r>
       <w:r>
         <w:rPr>
           <w:rFonts w:ascii="Times New Roman" w:hAnsi="Times New Roman"/>
-          <w:color w:val="FF0000"/>
-          <w:sz w:val="24"/>
-          <w:szCs w:val="24"/>
-          <w:highlight w:val="white"/>
-        </w:rPr>
-        <w:t xml:space="preserve"> </w:t>
-      </w:r>
-      <w:r>
-        <w:rPr>
-          <w:rFonts w:ascii="Times New Roman" w:hAnsi="Times New Roman"/>
-          <w:sz w:val="24"/>
-          <w:szCs w:val="24"/>
-          <w:highlight w:val="white"/>
-        </w:rPr>
-        <w:t>I обичаїв апостолів причасником і їх намісником стався ти,* знайшов ти шлях, богонатхненний, як дійти до видіння.* Задля того слово істини справляючи,* і задля віри постраждав ти аж до крови, священномученику Василію</w:t>
-      </w:r>
-      <w:r>
-        <w:rPr>
-          <w:rFonts w:ascii="Times New Roman" w:hAnsi="Times New Roman"/>
-          <w:i/>
-          <w:sz w:val="24"/>
-          <w:szCs w:val="24"/>
-          <w:highlight w:val="white"/>
-        </w:rPr>
-        <w:t xml:space="preserve">,* </w:t>
-      </w:r>
-      <w:r>
-        <w:rPr>
-          <w:rFonts w:ascii="Times New Roman" w:hAnsi="Times New Roman"/>
-          <w:sz w:val="24"/>
-          <w:szCs w:val="24"/>
-          <w:highlight w:val="white"/>
-        </w:rPr>
-        <w:t>моли Христа Бога, щоб спаслися душі наші.</w:t>
+          <w:sz w:val="24"/>
+        </w:rPr>
+        <w:t xml:space="preserve"> Подвигом добрим змагався ти, страстотерпцю Христовий, Юрію.* Вірою і мучителів виявив ти нечестя,* і як жертву благосприятливу, приніс ти себе Богові.* Тому й вінець перемоги прийняв ти* і молитвами твоїми, святий, ти всім подаєш прогрішень прощення.</w:t>
       </w:r>
     </w:p>
     <w:p>
@@ -4564,32 +4484,30 @@
       </w:r>
     </w:p>
     <w:p>
-      <w:pPr>
-        <w:spacing w:line="240" w:lineRule="auto"/>
-        <w:ind w:left="2" w:hanging="2"/>
-        <w:rPr>
-          <w:rFonts w:ascii="Times New Roman" w:hAnsi="Times New Roman"/>
-          <w:sz w:val="24"/>
-          <w:szCs w:val="24"/>
-        </w:rPr>
-      </w:pPr>
-      <w:r>
-        <w:rPr>
-          <w:rFonts w:ascii="Times New Roman" w:hAnsi="Times New Roman"/>
-          <w:i/>
-          <w:color w:val="FF0000"/>
-          <w:sz w:val="24"/>
-          <w:szCs w:val="24"/>
-        </w:rPr>
-        <w:t>Кондак (г. 4):</w:t>
-      </w:r>
-      <w:r>
-        <w:rPr>
-          <w:rFonts w:ascii="Times New Roman" w:hAnsi="Times New Roman"/>
-          <w:sz w:val="24"/>
-          <w:szCs w:val="24"/>
-        </w:rPr>
-        <w:t xml:space="preserve"> Царським повелінням зневаживши,* царство небесне отримав єси, Василію,* в ньому ж ликуючи, поминай нас,* які пам’ять твою почитаємо, священномученику.</w:t>
+      <w:r>
+        <w:rPr>
+          <w:rFonts w:ascii="Times New Roman" w:hAnsi="Times New Roman"/>
+          <w:i/>
+          <w:color w:val="FF0000"/>
+          <w:sz w:val="24"/>
+        </w:rPr>
+        <w:t>Конд</w:t>
+      </w:r>
+      <w:r>
+        <w:rPr>
+          <w:rFonts w:ascii="Times New Roman" w:hAnsi="Times New Roman"/>
+          <w:i/>
+          <w:color w:val="FF0000"/>
+          <w:sz w:val="24"/>
+        </w:rPr>
+        <w:t>ак (г. 4):</w:t>
+      </w:r>
+      <w:r>
+        <w:rPr>
+          <w:rFonts w:ascii="Times New Roman" w:hAnsi="Times New Roman"/>
+          <w:sz w:val="24"/>
+        </w:rPr>
+        <w:t xml:space="preserve"> Вирощений Богом, показався ти благочестя робітником найчеснішим,* снопи чеснот зібрав ти собі,* бо ти сіяв у сльозах, у радості жнеш;* а постраждавши до крови, Христа прийняв ти* і молитвами твоїми, святий,* усім подаєш прогрішень прощення.</w:t>
       </w:r>
     </w:p>
     <w:p>
@@ -6723,28 +6641,21 @@
       </w:r>
     </w:p>
     <w:p>
-      <w:pPr>
-        <w:spacing w:line="240" w:lineRule="auto"/>
-        <w:rPr>
-          <w:rFonts w:ascii="Times New Roman" w:hAnsi="Times New Roman"/>
-          <w:sz w:val="24"/>
-        </w:rPr>
-      </w:pPr>
-      <w:r>
-        <w:rPr>
-          <w:rFonts w:ascii="Times New Roman" w:hAnsi="Times New Roman"/>
-          <w:i/>
-          <w:color w:val="FF0000"/>
-          <w:sz w:val="24"/>
-        </w:rPr>
-        <w:t xml:space="preserve">Тропар (г. 3): </w:t>
-      </w:r>
-      <w:r>
-        <w:rPr>
-          <w:rFonts w:ascii="Times New Roman" w:hAnsi="Times New Roman"/>
-          <w:sz w:val="24"/>
-        </w:rPr>
-        <w:t>Нехай веселяться небесні, нехай радуються земнії,* бо сотворив владу рукою своєю Господь,* подолав смертю смерть, первенцем мертвих став,* з безодні аду ізбавив нас і подав світові велику милість.</w:t>
+      <w:r>
+        <w:rPr>
+          <w:rFonts w:ascii="Times New Roman" w:hAnsi="Times New Roman"/>
+          <w:i/>
+          <w:color w:val="FF0000"/>
+          <w:sz w:val="24"/>
+        </w:rPr>
+        <w:t>Тропар (г. 4):</w:t>
+      </w:r>
+      <w:r>
+        <w:rPr>
+          <w:rFonts w:ascii="Times New Roman" w:hAnsi="Times New Roman"/>
+          <w:sz w:val="24"/>
+        </w:rPr>
+        <w:t xml:space="preserve"> Подвигом добрим змагався ти, страстотерпцю Христовий, Юрію.* Вірою і мучителів виявив ти нечестя,* і як жертву благосприятливу, приніс ти себе Богові.* Тому й вінець перемоги прийняв ти* і молитвами твоїми, святий, ти всім подаєш прогрішень прощення.</w:t>
       </w:r>
     </w:p>
     <w:p>
@@ -7023,29 +6934,22 @@
       </w:r>
     </w:p>
     <w:p>
-      <w:pPr>
-        <w:spacing w:line="240" w:lineRule="auto"/>
-        <w:rPr>
-          <w:rFonts w:ascii="Times New Roman" w:hAnsi="Times New Roman"/>
-          <w:sz w:val="24"/>
-        </w:rPr>
-      </w:pPr>
-      <w:r>
-        <w:rPr>
-          <w:rFonts w:ascii="Times New Roman" w:hAnsi="Times New Roman"/>
-          <w:i/>
-          <w:color w:val="FF0000"/>
-          <w:sz w:val="24"/>
-        </w:rPr>
-        <w:lastRenderedPageBreak/>
+      <w:r>
+        <w:rPr>
+          <w:rFonts w:ascii="Times New Roman" w:hAnsi="Times New Roman"/>
+          <w:i/>
+          <w:color w:val="FF4400"/>
+          <w:sz w:val="24"/>
+        </w:rPr>
         <w:t>Кондак (г. 3):</w:t>
       </w:r>
       <w:r>
         <w:rPr>
           <w:rFonts w:ascii="Times New Roman" w:hAnsi="Times New Roman"/>
-          <w:sz w:val="24"/>
-        </w:rPr>
-        <w:t> Душу мою, Господи, у гріхах всіляких і безглуздими діяннями тяжко розслаблену,* воздвигни божественним Твоїм заступництвом,* як і розслабленого воздвигнув Ти древньо,* щоб я кликав до Тебе, спасаючись:* Слава, Христе, владі Твоїй</w:t>
+          <w:color w:val="333333"/>
+          <w:sz w:val="24"/>
+        </w:rPr>
+        <w:t xml:space="preserve"> Душу мою, Господи, у гріхах всіляких і безглуздими діяннями тяжко розслаблену,* воздвигни божественним Твоїм заступництвом,* як і розслабленого воздвигнув Ти древньо,* щоб я кликав до Тебе, спасаючись:* Слава, Христе, владі Твоїй.</w:t>
       </w:r>
     </w:p>
     <w:p>
@@ -8763,18 +8667,11 @@
       </w:r>
     </w:p>
     <w:p>
-      <w:pPr>
-        <w:spacing w:line="240" w:lineRule="auto"/>
-        <w:rPr>
-          <w:rFonts w:ascii="Times New Roman" w:hAnsi="Times New Roman"/>
-          <w:sz w:val="24"/>
-        </w:rPr>
-      </w:pPr>
-      <w:r>
-        <w:rPr>
-          <w:rFonts w:ascii="Times New Roman" w:hAnsi="Times New Roman"/>
-          <w:i/>
-          <w:color w:val="FF0000"/>
+      <w:r>
+        <w:rPr>
+          <w:rFonts w:ascii="Times New Roman" w:hAnsi="Times New Roman"/>
+          <w:i/>
+          <w:color w:val="FF4400"/>
           <w:sz w:val="24"/>
         </w:rPr>
         <w:t xml:space="preserve">Тропар (г. 3): </w:t>
@@ -8782,24 +8679,6 @@
       <w:r>
         <w:rPr>
           <w:rFonts w:ascii="Times New Roman" w:hAnsi="Times New Roman"/>
-          <w:sz w:val="24"/>
-        </w:rPr>
-        <w:t>Нехай веселяться небесні, нехай радуються земнії,* бо сотворив владу рукою своєю Господь,* подолав смертю смерть, первенцем мертвих став,* з безодні аду ізбавив нас і подав світові велику милість.</w:t>
-      </w:r>
-    </w:p>
-    <w:p>
-      <w:r>
-        <w:rPr>
-          <w:rFonts w:ascii="Times New Roman" w:hAnsi="Times New Roman"/>
-          <w:i/>
-          <w:color w:val="FF4400"/>
-          <w:sz w:val="24"/>
-        </w:rPr>
-        <w:t xml:space="preserve">Тропар (г. 3): </w:t>
-      </w:r>
-      <w:r>
-        <w:rPr>
-          <w:rFonts w:ascii="Times New Roman" w:hAnsi="Times New Roman"/>
           <w:color w:val="333333"/>
           <w:sz w:val="24"/>
         </w:rPr>
@@ -9127,63 +9006,21 @@
       </w:r>
     </w:p>
     <w:p>
-      <w:pPr>
-        <w:spacing w:line="240" w:lineRule="auto"/>
-        <w:ind w:left="2" w:hanging="2"/>
-        <w:rPr>
-          <w:rFonts w:ascii="Times New Roman" w:hAnsi="Times New Roman"/>
-          <w:sz w:val="24"/>
-          <w:szCs w:val="24"/>
-        </w:rPr>
-      </w:pPr>
-      <w:r>
-        <w:rPr>
-          <w:rFonts w:ascii="Times New Roman" w:hAnsi="Times New Roman"/>
-          <w:i/>
-          <w:color w:val="FF0000"/>
-          <w:sz w:val="24"/>
-          <w:szCs w:val="24"/>
-          <w:highlight w:val="white"/>
+      <w:r>
+        <w:rPr>
+          <w:rFonts w:ascii="Times New Roman" w:hAnsi="Times New Roman"/>
+          <w:i/>
+          <w:color w:val="FF0000"/>
+          <w:sz w:val="24"/>
         </w:rPr>
         <w:t>Тропар (г. 4):</w:t>
       </w:r>
       <w:r>
         <w:rPr>
           <w:rFonts w:ascii="Times New Roman" w:hAnsi="Times New Roman"/>
-          <w:color w:val="FF0000"/>
-          <w:sz w:val="24"/>
-          <w:szCs w:val="24"/>
-          <w:highlight w:val="white"/>
-        </w:rPr>
-        <w:t xml:space="preserve"> </w:t>
-      </w:r>
-      <w:r>
-        <w:rPr>
-          <w:rFonts w:ascii="Times New Roman" w:hAnsi="Times New Roman"/>
-          <w:sz w:val="24"/>
-          <w:szCs w:val="24"/>
-          <w:highlight w:val="white"/>
-        </w:rPr>
-        <w:t>I обичаїв апостолів причасником і їх намісником стався ти,* знайшов ти шлях, богонатхненний, як дійти до видіння.* Задля того слово істини справляючи,* і задля віри постраждав ти аж до крови, священномученику Василію</w:t>
-      </w:r>
-      <w:r>
-        <w:rPr>
-          <w:rFonts w:ascii="Times New Roman" w:hAnsi="Times New Roman"/>
-          <w:i/>
-          <w:sz w:val="24"/>
-          <w:szCs w:val="24"/>
-          <w:highlight w:val="white"/>
-        </w:rPr>
-        <w:t xml:space="preserve">,* </w:t>
-      </w:r>
-      <w:r>
-        <w:rPr>
-          <w:rFonts w:ascii="Times New Roman" w:hAnsi="Times New Roman"/>
-          <w:sz w:val="24"/>
-          <w:szCs w:val="24"/>
-          <w:highlight w:val="white"/>
-        </w:rPr>
-        <w:t>моли Христа Бога, щоб спаслися душі наші.</w:t>
+          <w:sz w:val="24"/>
+        </w:rPr>
+        <w:t xml:space="preserve"> Подвигом добрим змагався ти, страстотерпцю Христовий, Юрію.* Вірою і мучителів виявив ти нечестя,* і як жертву благосприятливу, приніс ти себе Богові.* Тому й вінець перемоги прийняв ти* і молитвами твоїми, святий, ти всім подаєш прогрішень прощення.</w:t>
       </w:r>
     </w:p>
     <w:p>
@@ -9474,32 +9311,30 @@
       </w:r>
     </w:p>
     <w:p>
-      <w:pPr>
-        <w:spacing w:line="240" w:lineRule="auto"/>
-        <w:ind w:left="2" w:hanging="2"/>
-        <w:rPr>
-          <w:rFonts w:ascii="Times New Roman" w:hAnsi="Times New Roman"/>
-          <w:sz w:val="24"/>
-          <w:szCs w:val="24"/>
-        </w:rPr>
-      </w:pPr>
-      <w:r>
-        <w:rPr>
-          <w:rFonts w:ascii="Times New Roman" w:hAnsi="Times New Roman"/>
-          <w:i/>
-          <w:color w:val="FF0000"/>
-          <w:sz w:val="24"/>
-          <w:szCs w:val="24"/>
-        </w:rPr>
-        <w:t>Кондак (г. 4):</w:t>
-      </w:r>
-      <w:r>
-        <w:rPr>
-          <w:rFonts w:ascii="Times New Roman" w:hAnsi="Times New Roman"/>
-          <w:sz w:val="24"/>
-          <w:szCs w:val="24"/>
-        </w:rPr>
-        <w:t xml:space="preserve"> Царським повелінням зневаживши,* царство небесне отримав єси, Василію,* в ньому ж ликуючи, поминай нас,* які пам’ять твою почитаємо, священномученику.</w:t>
+      <w:r>
+        <w:rPr>
+          <w:rFonts w:ascii="Times New Roman" w:hAnsi="Times New Roman"/>
+          <w:i/>
+          <w:color w:val="FF0000"/>
+          <w:sz w:val="24"/>
+        </w:rPr>
+        <w:t>Конд</w:t>
+      </w:r>
+      <w:r>
+        <w:rPr>
+          <w:rFonts w:ascii="Times New Roman" w:hAnsi="Times New Roman"/>
+          <w:i/>
+          <w:color w:val="FF0000"/>
+          <w:sz w:val="24"/>
+        </w:rPr>
+        <w:t>ак (г. 4):</w:t>
+      </w:r>
+      <w:r>
+        <w:rPr>
+          <w:rFonts w:ascii="Times New Roman" w:hAnsi="Times New Roman"/>
+          <w:sz w:val="24"/>
+        </w:rPr>
+        <w:t xml:space="preserve"> Вирощений Богом, показався ти благочестя робітником найчеснішим,* снопи чеснот зібрав ти собі,* бо ти сіяв у сльозах, у радості жнеш;* а постраждавши до крови, Христа прийняв ти* і молитвами твоїми, святий,* усім подаєш прогрішень прощення.</w:t>
       </w:r>
     </w:p>
     <w:p>
